--- a/public/pdf/E5&E6-BTS-(final)/MON-DOSSIER-E6-SESSION-2026.docx
+++ b/public/pdf/E5&E6-BTS-(final)/MON-DOSSIER-E6-SESSION-2026.docx
@@ -80,7 +80,7 @@
                         <wps:spPr>
                           <a:xfrm>
                             <a:off x="1178425" y="0"/>
-                            <a:ext cx="4083000" cy="353100"/>
+                            <a:ext cx="4083000" cy="724200"/>
                           </a:xfrm>
                           <a:prstGeom prst="rect">
                             <a:avLst/>
@@ -111,6 +111,59 @@
                                   <w:vertAlign w:val="baseline"/>
                                 </w:rPr>
                                 <w:t xml:space="preserve">Alan Gainié			                 BTS SIO option Slam</w:t>
+                              </w:r>
+                            </w:p>
+                            <w:p>
+                              <w:pPr>
+                                <w:spacing w:after="0" w:before="0" w:line="275.9999942779541"/>
+                                <w:ind w:left="0" w:right="0" w:firstLine="0"/>
+                                <w:jc w:val="left"/>
+                                <w:textDirection w:val="btLr"/>
+                              </w:pPr>
+                              <w:r>
+                                <w:rPr>
+                                  <w:rFonts w:ascii="Arial" w:cs="Arial" w:eastAsia="Arial" w:hAnsi="Arial"/>
+                                  <w:b w:val="0"/>
+                                  <w:i w:val="0"/>
+                                  <w:smallCaps w:val="0"/>
+                                  <w:strike w:val="0"/>
+                                  <w:color w:val="000000"/>
+                                  <w:sz w:val="22.934200286865234"/>
+                                  <w:vertAlign w:val="baseline"/>
+                                </w:rPr>
+                              </w:r>
+                              <w:r>
+                                <w:rPr>
+                                  <w:rFonts w:ascii="Arial" w:cs="Arial" w:eastAsia="Arial" w:hAnsi="Arial"/>
+                                  <w:b w:val="0"/>
+                                  <w:i w:val="0"/>
+                                  <w:smallCaps w:val="0"/>
+                                  <w:strike w:val="0"/>
+                                  <w:color w:val="666666"/>
+                                  <w:sz w:val="22"/>
+                                  <w:vertAlign w:val="baseline"/>
+                                </w:rPr>
+                                <w:t xml:space="preserve">N° candidat : 02542626698</w:t>
+                              </w:r>
+                            </w:p>
+                            <w:p>
+                              <w:pPr>
+                                <w:spacing w:after="0" w:before="0" w:line="240"/>
+                                <w:ind w:left="0" w:right="0" w:firstLine="0"/>
+                                <w:jc w:val="left"/>
+                                <w:textDirection w:val="btLr"/>
+                              </w:pPr>
+                              <w:r>
+                                <w:rPr>
+                                  <w:rFonts w:ascii="Arial" w:cs="Arial" w:eastAsia="Arial" w:hAnsi="Arial"/>
+                                  <w:b w:val="0"/>
+                                  <w:i w:val="0"/>
+                                  <w:smallCaps w:val="0"/>
+                                  <w:strike w:val="0"/>
+                                  <w:color w:val="666666"/>
+                                  <w:sz w:val="22"/>
+                                  <w:vertAlign w:val="baseline"/>
+                                </w:rPr>
                               </w:r>
                             </w:p>
                           </w:txbxContent>
@@ -245,7 +298,7 @@
                                   <w:sz w:val="22.934200286865234"/>
                                   <w:vertAlign w:val="baseline"/>
                                 </w:rPr>
-                                <w:t xml:space="preserve">Support et mise à diposition de SI</w:t>
+                                <w:t xml:space="preserve">Conception et développement d’applications</w:t>
                               </w:r>
                             </w:p>
                           </w:txbxContent>
@@ -551,12 +604,12 @@
             <wp:extent cx="1547703" cy="865329"/>
             <wp:effectExtent b="0" l="0" r="0" t="0"/>
             <wp:wrapNone/>
-            <wp:docPr id="2" name="image2.png"/>
+            <wp:docPr id="2" name="image1.png"/>
             <a:graphic>
               <a:graphicData uri="http://schemas.openxmlformats.org/drawingml/2006/picture">
                 <pic:pic>
                   <pic:nvPicPr>
-                    <pic:cNvPr id="0" name="image2.png"/>
+                    <pic:cNvPr id="0" name="image1.png"/>
                     <pic:cNvPicPr preferRelativeResize="0"/>
                   </pic:nvPicPr>
                   <pic:blipFill>
@@ -830,12 +883,12 @@
             <wp:extent cx="5591175" cy="3052697"/>
             <wp:effectExtent b="0" l="0" r="0" t="0"/>
             <wp:wrapNone/>
-            <wp:docPr id="3" name="image1.png"/>
+            <wp:docPr id="3" name="image2.png"/>
             <a:graphic>
               <a:graphicData uri="http://schemas.openxmlformats.org/drawingml/2006/picture">
                 <pic:pic>
                   <pic:nvPicPr>
-                    <pic:cNvPr id="0" name="image1.png"/>
+                    <pic:cNvPr id="0" name="image2.png"/>
                     <pic:cNvPicPr preferRelativeResize="0"/>
                   </pic:nvPicPr>
                   <pic:blipFill>
